--- a/Kaleb_Coberly_resume.docx
+++ b/Kaleb_Coberly_resume.docx
@@ -1,6 +1,6 @@
 
 <file path=word/document.xml><?xml version="1.0" encoding="utf-8"?>
-<w:document xmlns:wpc="http://schemas.microsoft.com/office/word/2010/wordprocessingCanvas" xmlns:cx="http://schemas.microsoft.com/office/drawing/2014/chartex" xmlns:cx1="http://schemas.microsoft.com/office/drawing/2015/9/8/chartex" xmlns:cx2="http://schemas.microsoft.com/office/drawing/2015/10/21/chartex" xmlns:cx3="http://schemas.microsoft.com/office/drawing/2016/5/9/chartex" xmlns:cx4="http://schemas.microsoft.com/office/drawing/2016/5/10/chartex" xmlns:cx5="http://schemas.microsoft.com/office/drawing/2016/5/11/chartex" xmlns:cx6="http://schemas.microsoft.com/office/drawing/2016/5/12/chartex" xmlns:cx7="http://schemas.microsoft.com/office/drawing/2016/5/13/chartex" xmlns:cx8="http://schemas.microsoft.com/office/drawing/2016/5/14/chartex" xmlns:mc="http://schemas.openxmlformats.org/markup-compatibility/2006" xmlns:aink="http://schemas.microsoft.com/office/drawing/2016/ink" xmlns:am3d="http://schemas.microsoft.com/office/drawing/2017/model3d" xmlns:o="urn:schemas-microsoft-com:office:office" xmlns:oel="http://schemas.microsoft.com/office/2019/extlst" xmlns:r="http://schemas.openxmlformats.org/officeDocument/2006/relationships" xmlns:m="http://schemas.openxmlformats.org/officeDocument/2006/math" xmlns:v="urn:schemas-microsoft-com:vml" xmlns:wp14="http://schemas.microsoft.com/office/word/2010/wordprocessingDrawing" xmlns:wp="http://schemas.openxmlformats.org/drawingml/2006/wordprocessingDrawing" xmlns:w10="urn:schemas-microsoft-com:office:word" xmlns:w="http://schemas.openxmlformats.org/wordprocessingml/2006/main" xmlns:w14="http://schemas.microsoft.com/office/word/2010/wordml" xmlns:w15="http://schemas.microsoft.com/office/word/2012/wordml" xmlns:w16cex="http://schemas.microsoft.com/office/word/2018/wordml/cex" xmlns:w16cid="http://schemas.microsoft.com/office/word/2016/wordml/cid" xmlns:w16="http://schemas.microsoft.com/office/word/2018/wordml" xmlns:w16du="http://schemas.microsoft.com/office/word/2023/wordml/word16du" xmlns:w16sdtdh="http://schemas.microsoft.com/office/word/2020/wordml/sdtdatahash" xmlns:w16sdtfl="http://schemas.microsoft.com/office/word/2024/wordml/sdtformatlock" xmlns:w16se="http://schemas.microsoft.com/office/word/2015/wordml/symex" xmlns:wpg="http://schemas.microsoft.com/office/word/2010/wordprocessingGroup" xmlns:wpi="http://schemas.microsoft.com/office/word/2010/wordprocessingInk" xmlns:wne="http://schemas.microsoft.com/office/word/2006/wordml" xmlns:wps="http://schemas.microsoft.com/office/word/2010/wordprocessingShape" mc:Ignorable="w14 w15 w16se w16cid w16 w16cex w16sdtdh w16sdtfl w16du wp14">
+<w:document xmlns:wpc="http://schemas.microsoft.com/office/word/2010/wordprocessingCanvas" xmlns:cx="http://schemas.microsoft.com/office/drawing/2014/chartex" xmlns:cx1="http://schemas.microsoft.com/office/drawing/2015/9/8/chartex" xmlns:cx2="http://schemas.microsoft.com/office/drawing/2015/10/21/chartex" xmlns:cx3="http://schemas.microsoft.com/office/drawing/2016/5/9/chartex" xmlns:cx4="http://schemas.microsoft.com/office/drawing/2016/5/10/chartex" xmlns:cx5="http://schemas.microsoft.com/office/drawing/2016/5/11/chartex" xmlns:cx6="http://schemas.microsoft.com/office/drawing/2016/5/12/chartex" xmlns:cx7="http://schemas.microsoft.com/office/drawing/2016/5/13/chartex" xmlns:cx8="http://schemas.microsoft.com/office/drawing/2016/5/14/chartex" xmlns:mc="http://schemas.openxmlformats.org/markup-compatibility/2006" xmlns:m="http://schemas.openxmlformats.org/officeDocument/2006/math" xmlns:aink="http://schemas.microsoft.com/office/drawing/2016/ink" xmlns:am3d="http://schemas.microsoft.com/office/drawing/2017/model3d" xmlns:oel="http://schemas.microsoft.com/office/2019/extlst" xmlns:r="http://schemas.openxmlformats.org/officeDocument/2006/relationships" xmlns:wp14="http://schemas.microsoft.com/office/word/2010/wordprocessingDrawing" xmlns:wp="http://schemas.openxmlformats.org/drawingml/2006/wordprocessingDrawing" xmlns:wpg="http://schemas.microsoft.com/office/word/2010/wordprocessingGroup" xmlns:wpi="http://schemas.microsoft.com/office/word/2010/wordprocessingInk" xmlns:wps="http://schemas.microsoft.com/office/word/2010/wordprocessingShape" xmlns:o="urn:schemas-microsoft-com:office:office" xmlns:v="urn:schemas-microsoft-com:vml" xmlns:w10="urn:schemas-microsoft-com:office:word" xmlns:w="http://schemas.openxmlformats.org/wordprocessingml/2006/main" xmlns:w14="http://schemas.microsoft.com/office/word/2010/wordml" xmlns:w15="http://schemas.microsoft.com/office/word/2012/wordml" xmlns:w16cex="http://schemas.microsoft.com/office/word/2018/wordml/cex" xmlns:w16cid="http://schemas.microsoft.com/office/word/2016/wordml/cid" xmlns:w16="http://schemas.microsoft.com/office/word/2018/wordml" xmlns:w16sdtdh="http://schemas.microsoft.com/office/word/2020/wordml/sdtdatahash" xmlns:w16sdtfl="http://schemas.microsoft.com/office/word/2024/wordml/sdtformatlock" xmlns:w16se="http://schemas.microsoft.com/office/word/2015/wordml/symex" xmlns:w16du="http://schemas.microsoft.com/office/word/2023/wordml/word16du" xmlns:wne="http://schemas.microsoft.com/office/word/2006/wordml" mc:Ignorable="w14 w15 w16se w16cid w16 w16cex w16sdtdh w16sdtfl w16du wp14">
   <w:body>
     <w:p>
       <w:pPr>
@@ -71,103 +71,10 @@
         <w:spacing w:before="240"/>
       </w:pPr>
       <w:r>
-        <w:t>Data engineer, backend software</w:t>
-      </w:r>
-      <w:r>
-        <w:t xml:space="preserve"> engineer</w:t>
-      </w:r>
-      <w:r>
-        <w:t>, quality engineer</w:t>
-      </w:r>
-      <w:r>
-        <w:t xml:space="preserve"> </w:t>
-      </w:r>
-      <w:r>
-        <w:t>with a</w:t>
-      </w:r>
-      <w:r>
-        <w:t xml:space="preserve"> </w:t>
-      </w:r>
-      <w:r>
-        <w:t>background in research and analysis. Builds</w:t>
-      </w:r>
-      <w:r>
-        <w:t xml:space="preserve">, tests, </w:t>
-      </w:r>
-      <w:r>
-        <w:t xml:space="preserve">and deploys tools, analytics, </w:t>
-      </w:r>
-      <w:r>
-        <w:t xml:space="preserve">and </w:t>
-      </w:r>
-      <w:r>
-        <w:t>pipelines</w:t>
-      </w:r>
-      <w:r>
-        <w:t xml:space="preserve"> that help others </w:t>
-      </w:r>
-      <w:r>
-        <w:t>reliably</w:t>
-      </w:r>
-      <w:r>
-        <w:t xml:space="preserve"> use data</w:t>
-      </w:r>
-      <w:r>
-        <w:t xml:space="preserve"> better</w:t>
-      </w:r>
-      <w:r>
-        <w:t>. Supports users</w:t>
-      </w:r>
-      <w:r>
-        <w:t xml:space="preserve"> </w:t>
-      </w:r>
-      <w:r>
-        <w:t xml:space="preserve">and developers </w:t>
-      </w:r>
-      <w:r>
-        <w:t>with</w:t>
-      </w:r>
-      <w:r>
-        <w:t xml:space="preserve"> documentation</w:t>
-      </w:r>
-      <w:r>
-        <w:t xml:space="preserve">, </w:t>
-      </w:r>
-      <w:r>
-        <w:t xml:space="preserve">dev tools, issue </w:t>
-      </w:r>
-      <w:r>
-        <w:t>triage,</w:t>
-      </w:r>
-      <w:r>
-        <w:t xml:space="preserve"> </w:t>
-      </w:r>
-      <w:r>
-        <w:t xml:space="preserve">hands-on </w:t>
-      </w:r>
-      <w:r>
-        <w:t>training</w:t>
-      </w:r>
-      <w:r>
-        <w:t>,</w:t>
-      </w:r>
-      <w:r>
-        <w:t xml:space="preserve"> and debugging</w:t>
-      </w:r>
-      <w:r>
-        <w:t>. Improves systems with a focus on clarity</w:t>
-      </w:r>
-      <w:r>
-        <w:t xml:space="preserve"> and</w:t>
-      </w:r>
-      <w:r>
-        <w:t xml:space="preserve"> maintainability. Prioritizes data quality, </w:t>
-      </w:r>
-      <w:r>
-        <w:t xml:space="preserve">reproducibility, </w:t>
-      </w:r>
-      <w:r>
-        <w:t>validity, and meaningful results.</w:t>
+        <w:t>Backend software engineer and data engineer/analyst with a background in research, analytics, and data science, plus training and project experience in machine learning. Builds, tests, and deploys tools, research software, analytics, and data pipelines with an emphasis on reliability, automation, reproducibility, and maintainability. Experienced with Python, R, SQL, ETL, automated testing, Docker, and CI/CD, and supporting researchers and developers through debugging, documentation, training, and developer tooling. Curious, interdisciplinary engineer committed to continued learning across software, data, emerging technologies, and the domains they serve</w:t>
+      </w:r>
+      <w:r>
+        <w:t>.</w:t>
       </w:r>
     </w:p>
     <w:p>
@@ -218,7 +125,13 @@
         <w:t xml:space="preserve"> Make,</w:t>
       </w:r>
       <w:r>
-        <w:t xml:space="preserve"> Docker, GitHub Actions, Jenkins, CI/CD, Python packaging, debugging</w:t>
+        <w:t xml:space="preserve"> Docker, GitHub Actions, Jenkins, CI/CD, Python packaging, </w:t>
+      </w:r>
+      <w:r>
+        <w:t>Kubernetes</w:t>
+      </w:r>
+      <w:r>
+        <w:t xml:space="preserve"> (K8s)</w:t>
       </w:r>
       <w:r>
         <w:t>, Q</w:t>
@@ -245,7 +158,22 @@
         <w:t>Data Engineering:</w:t>
       </w:r>
       <w:r>
-        <w:t xml:space="preserve"> ETL pipelines, </w:t>
+        <w:t xml:space="preserve"> ETL</w:t>
+      </w:r>
+      <w:r>
+        <w:t>, APIs</w:t>
+      </w:r>
+      <w:r>
+        <w:t xml:space="preserve">, </w:t>
+      </w:r>
+      <w:r>
+        <w:t>data cleaning/validation/versioning</w:t>
+      </w:r>
+      <w:r>
+        <w:t>,</w:t>
+      </w:r>
+      <w:r>
+        <w:t xml:space="preserve"> </w:t>
       </w:r>
       <w:r>
         <w:t>RDBMS</w:t>
@@ -254,25 +182,13 @@
         <w:t xml:space="preserve">, </w:t>
       </w:r>
       <w:r>
-        <w:t>database design</w:t>
-      </w:r>
-      <w:r>
-        <w:t>, data modeling</w:t>
-      </w:r>
-      <w:r>
-        <w:t xml:space="preserve">, </w:t>
-      </w:r>
-      <w:r>
-        <w:t xml:space="preserve">data cleaning, data validation, </w:t>
-      </w:r>
-      <w:r>
-        <w:t xml:space="preserve">methodological implementation, </w:t>
-      </w:r>
-      <w:r>
-        <w:t xml:space="preserve">data </w:t>
-      </w:r>
-      <w:r>
-        <w:t>versioning,</w:t>
+        <w:t>DB</w:t>
+      </w:r>
+      <w:r>
+        <w:t xml:space="preserve"> design</w:t>
+      </w:r>
+      <w:r>
+        <w:t>,</w:t>
       </w:r>
       <w:r>
         <w:t xml:space="preserve"> MySQL, MariaDB, MongoDB</w:t>
@@ -325,15 +241,7 @@
         <w:t>EDA</w:t>
       </w:r>
       <w:r>
-        <w:t xml:space="preserve">, </w:t>
-      </w:r>
-      <w:proofErr w:type="spellStart"/>
-      <w:r>
-        <w:t>Jupyter</w:t>
-      </w:r>
-      <w:proofErr w:type="spellEnd"/>
-      <w:r>
-        <w:t xml:space="preserve"> Notebook,</w:t>
+        <w:t>, Jupyter Notebook,</w:t>
       </w:r>
       <w:r>
         <w:t xml:space="preserve"> RStudio,</w:t>
@@ -423,19 +331,14 @@
       <w:r>
         <w:t xml:space="preserve"> </w:t>
       </w:r>
-      <w:proofErr w:type="spellStart"/>
-      <w:r>
-        <w:t>conda</w:t>
-      </w:r>
-      <w:proofErr w:type="spellEnd"/>
+      <w:r>
+        <w:t>Anaconda</w:t>
+      </w:r>
       <w:r>
         <w:t>,</w:t>
       </w:r>
       <w:r>
         <w:t xml:space="preserve"> </w:t>
-      </w:r>
-      <w:r>
-        <w:t xml:space="preserve">Kubernetes (k8s), </w:t>
       </w:r>
       <w:r>
         <w:t xml:space="preserve">GitHub, </w:t>
@@ -686,19 +589,13 @@
         <w:pStyle w:val="Heading2"/>
       </w:pPr>
       <w:r>
-        <w:t xml:space="preserve">Advisory Board Member and </w:t>
-      </w:r>
-      <w:r>
-        <w:t xml:space="preserve">Citizen Science </w:t>
-      </w:r>
-      <w:r>
-        <w:t>Volunteer</w:t>
+        <w:t>Volunteer Software</w:t>
       </w:r>
       <w:r>
         <w:t xml:space="preserve"> Engineer</w:t>
       </w:r>
       <w:r>
-        <w:t>, Cascade STEAM, April 2025–Present</w:t>
+        <w:t>, Crickets and Comb, Nov 2024–Present</w:t>
       </w:r>
     </w:p>
     <w:p>
@@ -706,120 +603,6 @@
         <w:pStyle w:val="ListBullet"/>
       </w:pPr>
       <w:hyperlink r:id="rId10" w:history="1">
-        <w:r>
-          <w:rPr>
-            <w:rStyle w:val="Hyperlink"/>
-          </w:rPr>
-          <w:t>cascadesteam.org</w:t>
-        </w:r>
-      </w:hyperlink>
-    </w:p>
-    <w:p>
-      <w:pPr>
-        <w:pStyle w:val="ListBullet"/>
-      </w:pPr>
-      <w:r>
-        <w:t xml:space="preserve">Leading </w:t>
-      </w:r>
-      <w:r>
-        <w:t>the C</w:t>
-      </w:r>
-      <w:r>
-        <w:t xml:space="preserve">itizen </w:t>
-      </w:r>
-      <w:r>
-        <w:t>S</w:t>
-      </w:r>
-      <w:r>
-        <w:t>cience group’s development of computer-vision ETL tool for stormwater monitoring field observation datasheets</w:t>
-      </w:r>
-      <w:r>
-        <w:t>:</w:t>
-      </w:r>
-    </w:p>
-    <w:p>
-      <w:pPr>
-        <w:pStyle w:val="ListBullet"/>
-        <w:tabs>
-          <w:tab w:val="clear" w:pos="360"/>
-          <w:tab w:val="num" w:pos="720"/>
-        </w:tabs>
-        <w:ind w:left="720"/>
-      </w:pPr>
-      <w:hyperlink r:id="rId11" w:history="1">
-        <w:r>
-          <w:rPr>
-            <w:rStyle w:val="Hyperlink"/>
-          </w:rPr>
-          <w:t>github.com/crickets-and-comb/stormwater_monitoring_datasheet_extraction</w:t>
-        </w:r>
-      </w:hyperlink>
-    </w:p>
-    <w:p>
-      <w:pPr>
-        <w:pStyle w:val="ListBullet"/>
-      </w:pPr>
-      <w:r>
-        <w:t xml:space="preserve">Integrating </w:t>
-      </w:r>
-      <w:r>
-        <w:t>DevOps</w:t>
-      </w:r>
-      <w:r>
-        <w:t xml:space="preserve"> tools and workflows </w:t>
-      </w:r>
-      <w:r>
-        <w:t>with</w:t>
-      </w:r>
-      <w:r>
-        <w:t xml:space="preserve"> Cascade STEAM infrastructure.</w:t>
-      </w:r>
-    </w:p>
-    <w:p>
-      <w:pPr>
-        <w:pStyle w:val="ListBullet"/>
-      </w:pPr>
-      <w:r>
-        <w:t>Consulting on</w:t>
-      </w:r>
-      <w:r>
-        <w:t xml:space="preserve"> selection of</w:t>
-      </w:r>
-      <w:r>
-        <w:t xml:space="preserve"> collaborative </w:t>
-      </w:r>
-      <w:r>
-        <w:t xml:space="preserve">and </w:t>
-      </w:r>
-      <w:r>
-        <w:t>project</w:t>
-      </w:r>
-      <w:r>
-        <w:t>-</w:t>
-      </w:r>
-      <w:r>
-        <w:t>management platforms.</w:t>
-      </w:r>
-    </w:p>
-    <w:p>
-      <w:pPr>
-        <w:pStyle w:val="Heading2"/>
-      </w:pPr>
-      <w:r>
-        <w:t>Founder and Lead</w:t>
-      </w:r>
-      <w:r>
-        <w:t xml:space="preserve"> Engineer</w:t>
-      </w:r>
-      <w:r>
-        <w:t>, Crickets and Comb, Nov 2024–Present</w:t>
-      </w:r>
-    </w:p>
-    <w:p>
-      <w:pPr>
-        <w:pStyle w:val="ListBullet"/>
-      </w:pPr>
-      <w:hyperlink r:id="rId12" w:history="1">
         <w:r>
           <w:rPr>
             <w:rStyle w:val="Hyperlink"/>
@@ -847,24 +630,12 @@
       <w:r>
         <w:t xml:space="preserve">, </w:t>
       </w:r>
-      <w:hyperlink r:id="rId13" w:history="1">
+      <w:hyperlink r:id="rId11" w:history="1">
         <w:r>
           <w:rPr>
             <w:rStyle w:val="Hyperlink"/>
           </w:rPr>
-          <w:t>github.com/crick</w:t>
-        </w:r>
-        <w:r>
-          <w:rPr>
-            <w:rStyle w:val="Hyperlink"/>
-          </w:rPr>
-          <w:t>e</w:t>
-        </w:r>
-        <w:r>
-          <w:rPr>
-            <w:rStyle w:val="Hyperlink"/>
-          </w:rPr>
-          <w:t>ts-and-comb/shared</w:t>
+          <w:t>github.com/crickets-and-comb/shared</w:t>
         </w:r>
       </w:hyperlink>
       <w:r>
@@ -912,24 +683,12 @@
       <w:r>
         <w:t xml:space="preserve">`: </w:t>
       </w:r>
-      <w:hyperlink r:id="rId14" w:history="1">
+      <w:hyperlink r:id="rId12" w:history="1">
         <w:r>
           <w:rPr>
             <w:rStyle w:val="Hyperlink"/>
           </w:rPr>
-          <w:t>github.com/orgs/cricket</w:t>
-        </w:r>
-        <w:r>
-          <w:rPr>
-            <w:rStyle w:val="Hyperlink"/>
-          </w:rPr>
-          <w:t>s</w:t>
-        </w:r>
-        <w:r>
-          <w:rPr>
-            <w:rStyle w:val="Hyperlink"/>
-          </w:rPr>
-          <w:t>-and-comb/projects/3</w:t>
+          <w:t>github.com/orgs/crickets-and-comb/projects/3</w:t>
         </w:r>
       </w:hyperlink>
       <w:r>
@@ -948,99 +707,75 @@
       <w:r>
         <w:t xml:space="preserve">Migrated package suite to Python 3.14 compatibility: </w:t>
       </w:r>
-      <w:hyperlink r:id="rId15" w:history="1">
+      <w:hyperlink r:id="rId13" w:history="1">
         <w:r>
           <w:rPr>
             <w:rStyle w:val="Hyperlink"/>
           </w:rPr>
-          <w:t>github.com/crickets-and-com</w:t>
+          <w:t>github.com/crickets-and-comb/shared/issues/108</w:t>
         </w:r>
+      </w:hyperlink>
+      <w:r>
+        <w:t>.</w:t>
+      </w:r>
+    </w:p>
+    <w:p>
+      <w:pPr>
+        <w:pStyle w:val="ListBullet"/>
+      </w:pPr>
+      <w:r>
+        <w:t>Onboard developers by using documentation, presentations, and hands-on support of testing conventions, CI steps, and Git Flow.</w:t>
+      </w:r>
+    </w:p>
+    <w:p>
+      <w:pPr>
+        <w:pStyle w:val="ListBullet"/>
+      </w:pPr>
+      <w:r>
+        <w:t>Automated part of</w:t>
+      </w:r>
+      <w:r>
+        <w:t xml:space="preserve"> Bellingham</w:t>
+      </w:r>
+      <w:r>
+        <w:t xml:space="preserve"> </w:t>
+      </w:r>
+      <w:r>
+        <w:t>F</w:t>
+      </w:r>
+      <w:r>
+        <w:t>ood</w:t>
+      </w:r>
+      <w:r>
+        <w:t xml:space="preserve"> </w:t>
+      </w:r>
+      <w:r>
+        <w:t>B</w:t>
+      </w:r>
+      <w:r>
+        <w:t>ank</w:t>
+      </w:r>
+      <w:r>
+        <w:t>’s</w:t>
+      </w:r>
+      <w:r>
+        <w:t xml:space="preserve"> delivery </w:t>
+      </w:r>
+      <w:r>
+        <w:t>operations</w:t>
+      </w:r>
+      <w:r>
+        <w:t>, reducing several staff-hours with each weekly use</w:t>
+      </w:r>
+      <w:r>
+        <w:t xml:space="preserve">, </w:t>
+      </w:r>
+      <w:hyperlink r:id="rId14" w:history="1">
         <w:r>
           <w:rPr>
             <w:rStyle w:val="Hyperlink"/>
           </w:rPr>
-          <w:t>b</w:t>
-        </w:r>
-        <w:r>
-          <w:rPr>
-            <w:rStyle w:val="Hyperlink"/>
-          </w:rPr>
-          <w:t>/shared/issues/108</w:t>
-        </w:r>
-      </w:hyperlink>
-      <w:r>
-        <w:t>.</w:t>
-      </w:r>
-    </w:p>
-    <w:p>
-      <w:pPr>
-        <w:pStyle w:val="ListBullet"/>
-      </w:pPr>
-      <w:r>
-        <w:t>Onboard developers by using documentation, presentations, and hands-on support of testing conventions, CI steps, and Git Flow.</w:t>
-      </w:r>
-    </w:p>
-    <w:p>
-      <w:pPr>
-        <w:pStyle w:val="ListBullet"/>
-      </w:pPr>
-      <w:r>
-        <w:t>Automated part of</w:t>
-      </w:r>
-      <w:r>
-        <w:t xml:space="preserve"> Bellingham</w:t>
-      </w:r>
-      <w:r>
-        <w:t xml:space="preserve"> </w:t>
-      </w:r>
-      <w:r>
-        <w:t>F</w:t>
-      </w:r>
-      <w:r>
-        <w:t>ood</w:t>
-      </w:r>
-      <w:r>
-        <w:t xml:space="preserve"> </w:t>
-      </w:r>
-      <w:r>
-        <w:t>B</w:t>
-      </w:r>
-      <w:r>
-        <w:t>ank</w:t>
-      </w:r>
-      <w:r>
-        <w:t>’s</w:t>
-      </w:r>
-      <w:r>
-        <w:t xml:space="preserve"> delivery </w:t>
-      </w:r>
-      <w:r>
-        <w:t>operations</w:t>
-      </w:r>
-      <w:r>
-        <w:t>, reducing several staff-hours with each weekly use</w:t>
-      </w:r>
-      <w:r>
-        <w:t xml:space="preserve">, </w:t>
-      </w:r>
-      <w:hyperlink r:id="rId16" w:history="1">
-        <w:r>
-          <w:rPr>
-            <w:rStyle w:val="Hyperlink"/>
-          </w:rPr>
-          <w:t>github.com/crickets-and-com</w:t>
-        </w:r>
-        <w:r>
-          <w:rPr>
-            <w:rStyle w:val="Hyperlink"/>
-          </w:rPr>
-          <w:t>b</w:t>
-        </w:r>
-        <w:r>
-          <w:rPr>
-            <w:rStyle w:val="Hyperlink"/>
-          </w:rPr>
-          <w:t>/</w:t>
+          <w:t>github.com/crickets-and-comb/</w:t>
         </w:r>
         <w:proofErr w:type="spellStart"/>
         <w:r>
@@ -1203,6 +938,53 @@
       <w:r>
         <w:t>Released as open-source project; lead collaborative development at all skill levels.</w:t>
       </w:r>
+    </w:p>
+    <w:p>
+      <w:pPr>
+        <w:pStyle w:val="Heading2"/>
+      </w:pPr>
+      <w:r>
+        <w:t>Volunteer ML/Software Engineer, Cascade STEAM, April 2025–April 2025</w:t>
+      </w:r>
+    </w:p>
+    <w:p>
+      <w:pPr>
+        <w:pStyle w:val="ListBullet"/>
+      </w:pPr>
+      <w:hyperlink r:id="rId15" w:history="1">
+        <w:r>
+          <w:rPr>
+            <w:rStyle w:val="Hyperlink"/>
+          </w:rPr>
+          <w:t>cascadesteam.org</w:t>
+        </w:r>
+      </w:hyperlink>
+    </w:p>
+    <w:p>
+      <w:pPr>
+        <w:pStyle w:val="ListBullet"/>
+      </w:pPr>
+      <w:r>
+        <w:t>Leading the Citizen Science group’s development of computer-vision ETL tool for stormwater monitoring field observation datasheets:</w:t>
+      </w:r>
+    </w:p>
+    <w:p>
+      <w:pPr>
+        <w:pStyle w:val="ListBullet"/>
+        <w:tabs>
+          <w:tab w:val="clear" w:pos="360"/>
+          <w:tab w:val="num" w:pos="720"/>
+        </w:tabs>
+        <w:ind w:left="720"/>
+      </w:pPr>
+      <w:hyperlink r:id="rId16" w:history="1">
+        <w:r>
+          <w:rPr>
+            <w:rStyle w:val="Hyperlink"/>
+          </w:rPr>
+          <w:t>github.com/crickets-and-comb/stormwater_monitoring_datasheet_extraction</w:t>
+        </w:r>
+      </w:hyperlink>
     </w:p>
     <w:p>
       <w:pPr>
@@ -1344,7 +1126,7 @@
 </file>
 
 <file path=word/numbering.xml><?xml version="1.0" encoding="utf-8"?>
-<w:numbering xmlns:wpc="http://schemas.microsoft.com/office/word/2010/wordprocessingCanvas" xmlns:cx="http://schemas.microsoft.com/office/drawing/2014/chartex" xmlns:cx1="http://schemas.microsoft.com/office/drawing/2015/9/8/chartex" xmlns:cx2="http://schemas.microsoft.com/office/drawing/2015/10/21/chartex" xmlns:cx3="http://schemas.microsoft.com/office/drawing/2016/5/9/chartex" xmlns:cx4="http://schemas.microsoft.com/office/drawing/2016/5/10/chartex" xmlns:cx5="http://schemas.microsoft.com/office/drawing/2016/5/11/chartex" xmlns:cx6="http://schemas.microsoft.com/office/drawing/2016/5/12/chartex" xmlns:cx7="http://schemas.microsoft.com/office/drawing/2016/5/13/chartex" xmlns:cx8="http://schemas.microsoft.com/office/drawing/2016/5/14/chartex" xmlns:mc="http://schemas.openxmlformats.org/markup-compatibility/2006" xmlns:aink="http://schemas.microsoft.com/office/drawing/2016/ink" xmlns:am3d="http://schemas.microsoft.com/office/drawing/2017/model3d" xmlns:o="urn:schemas-microsoft-com:office:office" xmlns:oel="http://schemas.microsoft.com/office/2019/extlst" xmlns:r="http://schemas.openxmlformats.org/officeDocument/2006/relationships" xmlns:m="http://schemas.openxmlformats.org/officeDocument/2006/math" xmlns:v="urn:schemas-microsoft-com:vml" xmlns:wp14="http://schemas.microsoft.com/office/word/2010/wordprocessingDrawing" xmlns:wp="http://schemas.openxmlformats.org/drawingml/2006/wordprocessingDrawing" xmlns:w10="urn:schemas-microsoft-com:office:word" xmlns:w="http://schemas.openxmlformats.org/wordprocessingml/2006/main" xmlns:w14="http://schemas.microsoft.com/office/word/2010/wordml" xmlns:w15="http://schemas.microsoft.com/office/word/2012/wordml" xmlns:w16cex="http://schemas.microsoft.com/office/word/2018/wordml/cex" xmlns:w16cid="http://schemas.microsoft.com/office/word/2016/wordml/cid" xmlns:w16="http://schemas.microsoft.com/office/word/2018/wordml" xmlns:w16du="http://schemas.microsoft.com/office/word/2023/wordml/word16du" xmlns:w16sdtdh="http://schemas.microsoft.com/office/word/2020/wordml/sdtdatahash" xmlns:w16sdtfl="http://schemas.microsoft.com/office/word/2024/wordml/sdtformatlock" xmlns:w16se="http://schemas.microsoft.com/office/word/2015/wordml/symex" xmlns:wpg="http://schemas.microsoft.com/office/word/2010/wordprocessingGroup" xmlns:wpi="http://schemas.microsoft.com/office/word/2010/wordprocessingInk" xmlns:wne="http://schemas.microsoft.com/office/word/2006/wordml" xmlns:wps="http://schemas.microsoft.com/office/word/2010/wordprocessingShape" mc:Ignorable="w14 w15 w16se w16cid w16 w16cex w16sdtdh w16sdtfl w16du wp14">
+<w:numbering xmlns:wpc="http://schemas.microsoft.com/office/word/2010/wordprocessingCanvas" xmlns:cx="http://schemas.microsoft.com/office/drawing/2014/chartex" xmlns:cx1="http://schemas.microsoft.com/office/drawing/2015/9/8/chartex" xmlns:cx2="http://schemas.microsoft.com/office/drawing/2015/10/21/chartex" xmlns:cx3="http://schemas.microsoft.com/office/drawing/2016/5/9/chartex" xmlns:cx4="http://schemas.microsoft.com/office/drawing/2016/5/10/chartex" xmlns:cx5="http://schemas.microsoft.com/office/drawing/2016/5/11/chartex" xmlns:cx6="http://schemas.microsoft.com/office/drawing/2016/5/12/chartex" xmlns:cx7="http://schemas.microsoft.com/office/drawing/2016/5/13/chartex" xmlns:cx8="http://schemas.microsoft.com/office/drawing/2016/5/14/chartex" xmlns:mc="http://schemas.openxmlformats.org/markup-compatibility/2006" xmlns:m="http://schemas.openxmlformats.org/officeDocument/2006/math" xmlns:aink="http://schemas.microsoft.com/office/drawing/2016/ink" xmlns:am3d="http://schemas.microsoft.com/office/drawing/2017/model3d" xmlns:oel="http://schemas.microsoft.com/office/2019/extlst" xmlns:r="http://schemas.openxmlformats.org/officeDocument/2006/relationships" xmlns:wp14="http://schemas.microsoft.com/office/word/2010/wordprocessingDrawing" xmlns:wp="http://schemas.openxmlformats.org/drawingml/2006/wordprocessingDrawing" xmlns:wpg="http://schemas.microsoft.com/office/word/2010/wordprocessingGroup" xmlns:wpi="http://schemas.microsoft.com/office/word/2010/wordprocessingInk" xmlns:wps="http://schemas.microsoft.com/office/word/2010/wordprocessingShape" xmlns:o="urn:schemas-microsoft-com:office:office" xmlns:v="urn:schemas-microsoft-com:vml" xmlns:w10="urn:schemas-microsoft-com:office:word" xmlns:w="http://schemas.openxmlformats.org/wordprocessingml/2006/main" xmlns:w14="http://schemas.microsoft.com/office/word/2010/wordml" xmlns:w15="http://schemas.microsoft.com/office/word/2012/wordml" xmlns:w16cex="http://schemas.microsoft.com/office/word/2018/wordml/cex" xmlns:w16cid="http://schemas.microsoft.com/office/word/2016/wordml/cid" xmlns:w16="http://schemas.microsoft.com/office/word/2018/wordml" xmlns:w16sdtdh="http://schemas.microsoft.com/office/word/2020/wordml/sdtdatahash" xmlns:w16sdtfl="http://schemas.microsoft.com/office/word/2024/wordml/sdtformatlock" xmlns:w16se="http://schemas.microsoft.com/office/word/2015/wordml/symex" xmlns:w16du="http://schemas.microsoft.com/office/word/2023/wordml/word16du" xmlns:wne="http://schemas.microsoft.com/office/word/2006/wordml" mc:Ignorable="w14 w15 w16se w16cid w16 w16cex w16sdtdh w16sdtfl w16du wp14">
   <w:abstractNum w:abstractNumId="0" w15:restartNumberingAfterBreak="0">
     <w:nsid w:val="FFFFFF7C"/>
     <w:multiLevelType w:val="singleLevel"/>
@@ -1547,7 +1329,7 @@
 </file>
 
 <file path=word/styles.xml><?xml version="1.0" encoding="utf-8"?>
-<w:styles xmlns:mc="http://schemas.openxmlformats.org/markup-compatibility/2006" xmlns:r="http://schemas.openxmlformats.org/officeDocument/2006/relationships" xmlns:w="http://schemas.openxmlformats.org/wordprocessingml/2006/main" xmlns:w14="http://schemas.microsoft.com/office/word/2010/wordml" xmlns:w15="http://schemas.microsoft.com/office/word/2012/wordml" xmlns:w16cex="http://schemas.microsoft.com/office/word/2018/wordml/cex" xmlns:w16cid="http://schemas.microsoft.com/office/word/2016/wordml/cid" xmlns:w16="http://schemas.microsoft.com/office/word/2018/wordml" xmlns:w16du="http://schemas.microsoft.com/office/word/2023/wordml/word16du" xmlns:w16sdtdh="http://schemas.microsoft.com/office/word/2020/wordml/sdtdatahash" xmlns:w16sdtfl="http://schemas.microsoft.com/office/word/2024/wordml/sdtformatlock" xmlns:w16se="http://schemas.microsoft.com/office/word/2015/wordml/symex" mc:Ignorable="w14 w15 w16se w16cid w16 w16cex w16sdtdh w16sdtfl w16du">
+<w:styles xmlns:mc="http://schemas.openxmlformats.org/markup-compatibility/2006" xmlns:r="http://schemas.openxmlformats.org/officeDocument/2006/relationships" xmlns:w="http://schemas.openxmlformats.org/wordprocessingml/2006/main" xmlns:w14="http://schemas.microsoft.com/office/word/2010/wordml" xmlns:w15="http://schemas.microsoft.com/office/word/2012/wordml" xmlns:w16cex="http://schemas.microsoft.com/office/word/2018/wordml/cex" xmlns:w16cid="http://schemas.microsoft.com/office/word/2016/wordml/cid" xmlns:w16="http://schemas.microsoft.com/office/word/2018/wordml" xmlns:w16sdtdh="http://schemas.microsoft.com/office/word/2020/wordml/sdtdatahash" xmlns:w16sdtfl="http://schemas.microsoft.com/office/word/2024/wordml/sdtformatlock" xmlns:w16se="http://schemas.microsoft.com/office/word/2015/wordml/symex" xmlns:w16du="http://schemas.microsoft.com/office/word/2023/wordml/word16du" mc:Ignorable="w14 w15 w16se w16cid w16 w16cex w16sdtdh w16sdtfl w16du">
   <w:docDefaults>
     <w:rPrDefault>
       <w:rPr>
